--- a/Norme di Progetto/Norme di Progetto.docx
+++ b/Norme di Progetto/Norme di Progetto.docx
@@ -698,9 +698,351 @@
         </w:rPr>
       </w:pPr>
     </w:p>
-    <w:p>
-      <w:pPr>
-        <w:spacing w:line="240" w:lineRule="auto"/>
+    <w:tbl>
+      <w:tblPr>
+        <w:tblStyle w:val="Tabellasemplice4"/>
+        <w:tblpPr w:leftFromText="141" w:rightFromText="141" w:horzAnchor="margin" w:tblpY="672"/>
+        <w:tblW w:w="9126" w:type="dxa"/>
+        <w:tblLook w:val="0420" w:firstRow="1" w:lastRow="0" w:firstColumn="0" w:lastColumn="0" w:noHBand="0" w:noVBand="1"/>
+      </w:tblPr>
+      <w:tblGrid>
+        <w:gridCol w:w="4563"/>
+        <w:gridCol w:w="4563"/>
+      </w:tblGrid>
+      <w:tr>
+        <w:trPr>
+          <w:cnfStyle w:val="100000000000" w:firstRow="1" w:lastRow="0" w:firstColumn="0" w:lastColumn="0" w:oddVBand="0" w:evenVBand="0" w:oddHBand="0" w:evenHBand="0" w:firstRowFirstColumn="0" w:firstRowLastColumn="0" w:lastRowFirstColumn="0" w:lastRowLastColumn="0"/>
+          <w:trHeight w:val="470"/>
+        </w:trPr>
+        <w:tc>
+          <w:tcPr>
+            <w:tcW w:w="4563" w:type="dxa"/>
+            <w:tcBorders>
+              <w:left w:val="single" w:sz="4" w:space="0" w:color="AD9D95"/>
+            </w:tcBorders>
+            <w:shd w:val="clear" w:color="auto" w:fill="AD9D95"/>
+            <w:vAlign w:val="center"/>
+          </w:tcPr>
+          <w:p>
+            <w:pPr>
+              <w:jc w:val="center"/>
+              <w:rPr>
+                <w:color w:val="FFFFFF" w:themeColor="background1"/>
+                <w:lang w:val="it-IT"/>
+              </w:rPr>
+            </w:pPr>
+            <w:r>
+              <w:rPr>
+                <w:i/>
+                <w:iCs/>
+              </w:rPr>
+              <w:lastRenderedPageBreak/>
+              <w:t>Versione</w:t>
+            </w:r>
+          </w:p>
+        </w:tc>
+        <w:tc>
+          <w:tcPr>
+            <w:tcW w:w="4563" w:type="dxa"/>
+            <w:shd w:val="clear" w:color="auto" w:fill="AD9D95"/>
+            <w:vAlign w:val="center"/>
+          </w:tcPr>
+          <w:p>
+            <w:pPr>
+              <w:jc w:val="center"/>
+              <w:rPr>
+                <w:color w:val="FFFFFF" w:themeColor="background1"/>
+                <w:lang w:val="it-IT"/>
+              </w:rPr>
+            </w:pPr>
+            <w:r>
+              <w:rPr>
+                <w:i/>
+                <w:iCs/>
+              </w:rPr>
+              <w:t>Dettaglio</w:t>
+            </w:r>
+          </w:p>
+        </w:tc>
+      </w:tr>
+      <w:tr>
+        <w:trPr>
+          <w:cnfStyle w:val="000000100000" w:firstRow="0" w:lastRow="0" w:firstColumn="0" w:lastColumn="0" w:oddVBand="0" w:evenVBand="0" w:oddHBand="1" w:evenHBand="0" w:firstRowFirstColumn="0" w:firstRowLastColumn="0" w:lastRowFirstColumn="0" w:lastRowLastColumn="0"/>
+          <w:trHeight w:val="470"/>
+        </w:trPr>
+        <w:tc>
+          <w:tcPr>
+            <w:tcW w:w="4563" w:type="dxa"/>
+            <w:tcBorders>
+              <w:left w:val="single" w:sz="4" w:space="0" w:color="AD9D95"/>
+              <w:right w:val="single" w:sz="4" w:space="0" w:color="AD9D95"/>
+            </w:tcBorders>
+            <w:vAlign w:val="center"/>
+          </w:tcPr>
+          <w:p>
+            <w:pPr>
+              <w:jc w:val="center"/>
+              <w:rPr>
+                <w:lang w:val="it-IT"/>
+              </w:rPr>
+            </w:pPr>
+            <w:r>
+              <w:rPr>
+                <w:lang w:val="it-IT"/>
+              </w:rPr>
+              <w:t>1.0</w:t>
+            </w:r>
+          </w:p>
+        </w:tc>
+        <w:tc>
+          <w:tcPr>
+            <w:tcW w:w="4563" w:type="dxa"/>
+            <w:tcBorders>
+              <w:left w:val="single" w:sz="4" w:space="0" w:color="AD9D95"/>
+              <w:right w:val="single" w:sz="4" w:space="0" w:color="AD9D95"/>
+            </w:tcBorders>
+            <w:vAlign w:val="center"/>
+          </w:tcPr>
+          <w:p>
+            <w:pPr>
+              <w:jc w:val="center"/>
+              <w:rPr>
+                <w:lang w:val="it-IT"/>
+              </w:rPr>
+            </w:pPr>
+            <w:r>
+              <w:rPr>
+                <w:lang w:val="it-IT"/>
+              </w:rPr>
+              <w:t>Scrittura sezione 1 e sottosezioni</w:t>
+            </w:r>
+          </w:p>
+        </w:tc>
+      </w:tr>
+      <w:tr>
+        <w:trPr>
+          <w:trHeight w:val="470"/>
+        </w:trPr>
+        <w:tc>
+          <w:tcPr>
+            <w:tcW w:w="4563" w:type="dxa"/>
+            <w:tcBorders>
+              <w:left w:val="single" w:sz="4" w:space="0" w:color="AD9D95"/>
+              <w:right w:val="single" w:sz="4" w:space="0" w:color="AD9D95"/>
+            </w:tcBorders>
+            <w:vAlign w:val="center"/>
+          </w:tcPr>
+          <w:p>
+            <w:pPr>
+              <w:jc w:val="center"/>
+              <w:rPr>
+                <w:lang w:val="it-IT"/>
+              </w:rPr>
+            </w:pPr>
+            <w:r>
+              <w:rPr>
+                <w:lang w:val="it-IT"/>
+              </w:rPr>
+              <w:t>1.0.1</w:t>
+            </w:r>
+          </w:p>
+        </w:tc>
+        <w:tc>
+          <w:tcPr>
+            <w:tcW w:w="4563" w:type="dxa"/>
+            <w:tcBorders>
+              <w:left w:val="single" w:sz="4" w:space="0" w:color="AD9D95"/>
+              <w:right w:val="single" w:sz="4" w:space="0" w:color="AD9D95"/>
+            </w:tcBorders>
+            <w:vAlign w:val="center"/>
+          </w:tcPr>
+          <w:p>
+            <w:pPr>
+              <w:jc w:val="center"/>
+              <w:rPr>
+                <w:lang w:val="it-IT"/>
+              </w:rPr>
+            </w:pPr>
+            <w:r>
+              <w:rPr>
+                <w:lang w:val="it-IT"/>
+              </w:rPr>
+              <w:t>Scrittura sezione 2 e sottosezioni 2.1/2.2</w:t>
+            </w:r>
+          </w:p>
+        </w:tc>
+      </w:tr>
+      <w:tr>
+        <w:trPr>
+          <w:cnfStyle w:val="000000100000" w:firstRow="0" w:lastRow="0" w:firstColumn="0" w:lastColumn="0" w:oddVBand="0" w:evenVBand="0" w:oddHBand="1" w:evenHBand="0" w:firstRowFirstColumn="0" w:firstRowLastColumn="0" w:lastRowFirstColumn="0" w:lastRowLastColumn="0"/>
+          <w:trHeight w:val="470"/>
+        </w:trPr>
+        <w:tc>
+          <w:tcPr>
+            <w:tcW w:w="4563" w:type="dxa"/>
+            <w:tcBorders>
+              <w:left w:val="single" w:sz="4" w:space="0" w:color="AD9D95"/>
+              <w:right w:val="single" w:sz="4" w:space="0" w:color="AD9D95"/>
+            </w:tcBorders>
+            <w:vAlign w:val="center"/>
+          </w:tcPr>
+          <w:p>
+            <w:pPr>
+              <w:jc w:val="center"/>
+              <w:rPr>
+                <w:lang w:val="it-IT"/>
+              </w:rPr>
+            </w:pPr>
+          </w:p>
+        </w:tc>
+        <w:tc>
+          <w:tcPr>
+            <w:tcW w:w="4563" w:type="dxa"/>
+            <w:tcBorders>
+              <w:left w:val="single" w:sz="4" w:space="0" w:color="AD9D95"/>
+              <w:right w:val="single" w:sz="4" w:space="0" w:color="AD9D95"/>
+            </w:tcBorders>
+            <w:vAlign w:val="center"/>
+          </w:tcPr>
+          <w:p>
+            <w:pPr>
+              <w:jc w:val="center"/>
+              <w:rPr>
+                <w:lang w:val="it-IT"/>
+              </w:rPr>
+            </w:pPr>
+          </w:p>
+        </w:tc>
+      </w:tr>
+      <w:tr>
+        <w:trPr>
+          <w:trHeight w:val="470"/>
+        </w:trPr>
+        <w:tc>
+          <w:tcPr>
+            <w:tcW w:w="4563" w:type="dxa"/>
+            <w:tcBorders>
+              <w:left w:val="single" w:sz="4" w:space="0" w:color="AD9D95"/>
+              <w:right w:val="single" w:sz="4" w:space="0" w:color="AD9D95"/>
+            </w:tcBorders>
+            <w:vAlign w:val="center"/>
+          </w:tcPr>
+          <w:p>
+            <w:pPr>
+              <w:jc w:val="center"/>
+              <w:rPr>
+                <w:lang w:val="it-IT"/>
+              </w:rPr>
+            </w:pPr>
+          </w:p>
+        </w:tc>
+        <w:tc>
+          <w:tcPr>
+            <w:tcW w:w="4563" w:type="dxa"/>
+            <w:tcBorders>
+              <w:left w:val="single" w:sz="4" w:space="0" w:color="AD9D95"/>
+              <w:right w:val="single" w:sz="4" w:space="0" w:color="AD9D95"/>
+            </w:tcBorders>
+            <w:vAlign w:val="center"/>
+          </w:tcPr>
+          <w:p>
+            <w:pPr>
+              <w:jc w:val="center"/>
+              <w:rPr>
+                <w:lang w:val="it-IT"/>
+              </w:rPr>
+            </w:pPr>
+          </w:p>
+        </w:tc>
+      </w:tr>
+      <w:tr>
+        <w:trPr>
+          <w:cnfStyle w:val="000000100000" w:firstRow="0" w:lastRow="0" w:firstColumn="0" w:lastColumn="0" w:oddVBand="0" w:evenVBand="0" w:oddHBand="1" w:evenHBand="0" w:firstRowFirstColumn="0" w:firstRowLastColumn="0" w:lastRowFirstColumn="0" w:lastRowLastColumn="0"/>
+          <w:trHeight w:val="470"/>
+        </w:trPr>
+        <w:tc>
+          <w:tcPr>
+            <w:tcW w:w="4563" w:type="dxa"/>
+            <w:tcBorders>
+              <w:left w:val="single" w:sz="4" w:space="0" w:color="AD9D95"/>
+              <w:right w:val="single" w:sz="4" w:space="0" w:color="AD9D95"/>
+            </w:tcBorders>
+            <w:vAlign w:val="center"/>
+          </w:tcPr>
+          <w:p>
+            <w:pPr>
+              <w:jc w:val="center"/>
+              <w:rPr>
+                <w:lang w:val="it-IT"/>
+              </w:rPr>
+            </w:pPr>
+          </w:p>
+        </w:tc>
+        <w:tc>
+          <w:tcPr>
+            <w:tcW w:w="4563" w:type="dxa"/>
+            <w:tcBorders>
+              <w:left w:val="single" w:sz="4" w:space="0" w:color="AD9D95"/>
+              <w:right w:val="single" w:sz="4" w:space="0" w:color="AD9D95"/>
+            </w:tcBorders>
+            <w:vAlign w:val="center"/>
+          </w:tcPr>
+          <w:p>
+            <w:pPr>
+              <w:jc w:val="center"/>
+              <w:rPr>
+                <w:lang w:val="it-IT"/>
+              </w:rPr>
+            </w:pPr>
+          </w:p>
+        </w:tc>
+      </w:tr>
+      <w:tr>
+        <w:trPr>
+          <w:trHeight w:val="470"/>
+        </w:trPr>
+        <w:tc>
+          <w:tcPr>
+            <w:tcW w:w="4563" w:type="dxa"/>
+            <w:tcBorders>
+              <w:left w:val="single" w:sz="4" w:space="0" w:color="AD9D95"/>
+              <w:bottom w:val="single" w:sz="4" w:space="0" w:color="AD9D95"/>
+              <w:right w:val="single" w:sz="4" w:space="0" w:color="AD9D95"/>
+            </w:tcBorders>
+            <w:vAlign w:val="center"/>
+          </w:tcPr>
+          <w:p>
+            <w:pPr>
+              <w:jc w:val="center"/>
+              <w:rPr>
+                <w:lang w:val="it-IT"/>
+              </w:rPr>
+            </w:pPr>
+          </w:p>
+        </w:tc>
+        <w:tc>
+          <w:tcPr>
+            <w:tcW w:w="4563" w:type="dxa"/>
+            <w:tcBorders>
+              <w:left w:val="single" w:sz="4" w:space="0" w:color="AD9D95"/>
+              <w:bottom w:val="single" w:sz="4" w:space="0" w:color="AD9D95"/>
+              <w:right w:val="single" w:sz="4" w:space="0" w:color="AD9D95"/>
+            </w:tcBorders>
+            <w:vAlign w:val="center"/>
+          </w:tcPr>
+          <w:p>
+            <w:pPr>
+              <w:jc w:val="center"/>
+              <w:rPr>
+                <w:lang w:val="it-IT"/>
+              </w:rPr>
+            </w:pPr>
+          </w:p>
+        </w:tc>
+      </w:tr>
+    </w:tbl>
+    <w:p>
+      <w:pPr>
         <w:rPr>
           <w:sz w:val="32"/>
           <w:szCs w:val="32"/>
@@ -713,6 +1055,40 @@
           <w:szCs w:val="32"/>
           <w:lang w:val="it-IT"/>
         </w:rPr>
+        <w:t>Registro dei Cambiamenti - Changelog</w:t>
+      </w:r>
+      <w:r>
+        <w:rPr>
+          <w:sz w:val="32"/>
+          <w:szCs w:val="32"/>
+          <w:lang w:val="it-IT"/>
+        </w:rPr>
+        <w:t xml:space="preserve"> </w:t>
+      </w:r>
+      <w:r>
+        <w:rPr>
+          <w:sz w:val="32"/>
+          <w:szCs w:val="32"/>
+          <w:lang w:val="it-IT"/>
+        </w:rPr>
+        <w:br w:type="page"/>
+      </w:r>
+    </w:p>
+    <w:p>
+      <w:pPr>
+        <w:spacing w:line="240" w:lineRule="auto"/>
+        <w:rPr>
+          <w:sz w:val="32"/>
+          <w:szCs w:val="32"/>
+          <w:lang w:val="it-IT"/>
+        </w:rPr>
+      </w:pPr>
+      <w:r>
+        <w:rPr>
+          <w:sz w:val="32"/>
+          <w:szCs w:val="32"/>
+          <w:lang w:val="it-IT"/>
+        </w:rPr>
         <w:lastRenderedPageBreak/>
         <w:t>1</w:t>
       </w:r>
@@ -723,106 +1099,472 @@
           <w:lang w:val="it-IT"/>
         </w:rPr>
         <w:tab/>
-        <w:t>Introduzione e struttura</w:t>
-      </w:r>
-    </w:p>
-    <w:p>
-      <w:pPr>
-        <w:spacing w:line="276" w:lineRule="auto"/>
-        <w:rPr>
-          <w:color w:val="000000" w:themeColor="text1"/>
-          <w:sz w:val="24"/>
-          <w:szCs w:val="24"/>
-          <w:lang w:val="it-IT"/>
-        </w:rPr>
-      </w:pPr>
-      <w:r>
-        <w:rPr>
-          <w:color w:val="000000" w:themeColor="text1"/>
-          <w:sz w:val="24"/>
-          <w:szCs w:val="24"/>
-          <w:lang w:val="it-IT"/>
-        </w:rPr>
-        <w:t xml:space="preserve">Il presente documento si pone lo scopo di individuare </w:t>
-      </w:r>
-      <w:r>
-        <w:rPr>
-          <w:color w:val="000000" w:themeColor="text1"/>
-          <w:sz w:val="24"/>
-          <w:szCs w:val="24"/>
-          <w:lang w:val="it-IT"/>
-        </w:rPr>
-        <w:t>le best practices di progetto e definire correttamente il way of working dell’attività produttiva, individuando facil</w:t>
-      </w:r>
-      <w:r>
-        <w:rPr>
-          <w:color w:val="000000" w:themeColor="text1"/>
-          <w:sz w:val="24"/>
-          <w:szCs w:val="24"/>
-          <w:lang w:val="it-IT"/>
-        </w:rPr>
-        <w:t xml:space="preserve">mente </w:t>
-      </w:r>
-      <w:r>
-        <w:rPr>
-          <w:color w:val="000000" w:themeColor="text1"/>
-          <w:sz w:val="24"/>
-          <w:szCs w:val="24"/>
-          <w:lang w:val="it-IT"/>
-        </w:rPr>
-        <w:t>una scansione del lavoro omogenea e coesa.</w:t>
-      </w:r>
-    </w:p>
-    <w:p>
-      <w:pPr>
-        <w:spacing w:line="240" w:lineRule="auto"/>
-        <w:rPr>
-          <w:lang w:val="it-IT"/>
-        </w:rPr>
-      </w:pPr>
-      <w:r>
-        <w:rPr>
-          <w:color w:val="000000" w:themeColor="text1"/>
-          <w:sz w:val="24"/>
-          <w:szCs w:val="24"/>
-          <w:lang w:val="it-IT"/>
-        </w:rPr>
-        <w:t xml:space="preserve">A tale scopo, si evidenzia </w:t>
-      </w:r>
-      <w:r>
-        <w:rPr>
-          <w:color w:val="000000" w:themeColor="text1"/>
-          <w:sz w:val="24"/>
-          <w:szCs w:val="24"/>
-          <w:lang w:val="it-IT"/>
-        </w:rPr>
-        <w:t>la presenza del Glossario, in cui sono riportati i termini utilizzati nel dominio d’uso, ciascuno con un loro significato.</w:t>
-      </w:r>
-    </w:p>
-    <w:p>
-      <w:pPr>
-        <w:spacing w:line="240" w:lineRule="auto"/>
+        <w:t>Introduzione</w:t>
+      </w:r>
+      <w:r>
         <w:rPr>
           <w:sz w:val="32"/>
           <w:szCs w:val="32"/>
           <w:lang w:val="it-IT"/>
         </w:rPr>
-      </w:pPr>
-      <w:r>
+        <w:t xml:space="preserve"> e scopo del documento</w:t>
+      </w:r>
+    </w:p>
+    <w:p>
+      <w:pPr>
+        <w:spacing w:line="240" w:lineRule="auto"/>
+        <w:rPr>
+          <w:color w:val="000000" w:themeColor="text1"/>
+          <w:lang w:val="it-IT"/>
+        </w:rPr>
+      </w:pPr>
+      <w:r>
+        <w:rPr>
+          <w:color w:val="000000" w:themeColor="text1"/>
+          <w:lang w:val="it-IT"/>
+        </w:rPr>
+        <w:t xml:space="preserve">Il presente documento si pone lo scopo di individuare </w:t>
+      </w:r>
+      <w:r>
+        <w:rPr>
+          <w:color w:val="000000" w:themeColor="text1"/>
+          <w:lang w:val="it-IT"/>
+        </w:rPr>
+        <w:t>le best practices di progetto e definire correttamente il way of working dell’attività produttiva, individuando facil</w:t>
+      </w:r>
+      <w:r>
+        <w:rPr>
+          <w:color w:val="000000" w:themeColor="text1"/>
+          <w:lang w:val="it-IT"/>
+        </w:rPr>
+        <w:t xml:space="preserve">mente </w:t>
+      </w:r>
+      <w:r>
+        <w:rPr>
+          <w:color w:val="000000" w:themeColor="text1"/>
+          <w:lang w:val="it-IT"/>
+        </w:rPr>
+        <w:t>una scansione del lavoro omogenea e coesa.</w:t>
+      </w:r>
+      <w:r>
+        <w:rPr>
+          <w:color w:val="000000" w:themeColor="text1"/>
+          <w:lang w:val="it-IT"/>
+        </w:rPr>
+        <w:t xml:space="preserve"> Si riportano, al fine di garantire uno storico e un approccio incrementale nella sua realizzazione, le versioni e lo storico del documento.</w:t>
+      </w:r>
+    </w:p>
+    <w:p>
+      <w:pPr>
+        <w:spacing w:line="240" w:lineRule="auto"/>
+        <w:rPr>
+          <w:sz w:val="28"/>
+          <w:szCs w:val="28"/>
+          <w:lang w:val="it-IT"/>
+        </w:rPr>
+      </w:pPr>
+      <w:r>
+        <w:rPr>
+          <w:sz w:val="28"/>
+          <w:szCs w:val="28"/>
+          <w:lang w:val="it-IT"/>
+        </w:rPr>
+        <w:t>1.1</w:t>
+      </w:r>
+      <w:r>
+        <w:rPr>
+          <w:sz w:val="28"/>
+          <w:szCs w:val="28"/>
+          <w:lang w:val="it-IT"/>
+        </w:rPr>
+        <w:tab/>
+      </w:r>
+      <w:r>
+        <w:rPr>
+          <w:sz w:val="28"/>
+          <w:szCs w:val="28"/>
+          <w:lang w:val="it-IT"/>
+        </w:rPr>
+        <w:t xml:space="preserve">Scopo del prodotto </w:t>
+      </w:r>
+    </w:p>
+    <w:p>
+      <w:pPr>
+        <w:rPr>
+          <w:rFonts w:eastAsiaTheme="minorEastAsia"/>
+          <w:lang w:val="it-IT"/>
+        </w:rPr>
+      </w:pPr>
+      <w:r>
+        <w:rPr>
+          <w:lang w:val="it-IT"/>
+        </w:rPr>
+        <w:t>Lo s</w:t>
+      </w:r>
+      <w:r>
+        <w:rPr>
+          <w:lang w:val="it-IT"/>
+        </w:rPr>
+        <w:t xml:space="preserve">copo dell’applicazione è </w:t>
+      </w:r>
+      <w:r>
+        <w:rPr>
+          <w:lang w:val="it-IT"/>
+        </w:rPr>
+        <w:t>c</w:t>
+      </w:r>
+      <w:r>
+        <w:rPr>
+          <w:lang w:val="it-IT"/>
+        </w:rPr>
+        <w:t>reare una piattaforma che permetta di gestire i testi delle localizzazioni di mobile app e webapp</w:t>
+      </w:r>
+      <w:r>
+        <w:rPr>
+          <w:lang w:val="it-IT"/>
+        </w:rPr>
+        <w:t xml:space="preserve">. </w:t>
+      </w:r>
+      <w:r>
+        <w:rPr>
+          <w:lang w:val="it-IT"/>
+        </w:rPr>
+        <w:t xml:space="preserve">Nel mondo globalizzato, </w:t>
+      </w:r>
+      <w:r>
+        <w:rPr>
+          <w:rFonts w:eastAsiaTheme="minorEastAsia"/>
+          <w:lang w:val="it-IT"/>
+        </w:rPr>
+        <w:t>molti clienti vogliono avere un prodotto internazionale, tale da gestire i contenuti multilingua (sia tramite fogli Excel pronti con testo da tradurre che affidandosi ad aziende esterne). Ciò serve soprattutto per gestire la localizzazione dei vari applicativi creati.</w:t>
+      </w:r>
+    </w:p>
+    <w:p>
+      <w:pPr>
+        <w:spacing w:after="0"/>
+        <w:rPr>
+          <w:rFonts w:eastAsiaTheme="minorEastAsia"/>
+          <w:lang w:val="it-IT"/>
+        </w:rPr>
+      </w:pPr>
+      <w:r>
+        <w:rPr>
+          <w:rFonts w:eastAsiaTheme="minorEastAsia"/>
+          <w:lang w:val="it-IT"/>
+        </w:rPr>
+        <w:t>L’idea è una piattaforma SaaS (Software as a Service), per cui ogni cliente avrà i suoi dati secondo le varie categorie</w:t>
+      </w:r>
+      <w:r>
+        <w:rPr>
+          <w:rFonts w:eastAsiaTheme="minorEastAsia"/>
+          <w:lang w:val="it-IT"/>
+        </w:rPr>
+        <w:t xml:space="preserve">, secondo uno schema definito come </w:t>
+      </w:r>
+      <w:r>
+        <w:rPr>
+          <w:rFonts w:eastAsiaTheme="minorEastAsia"/>
+          <w:lang w:val="it-IT"/>
+        </w:rPr>
+        <w:softHyphen/>
+      </w:r>
+      <w:r>
+        <w:rPr>
+          <w:rFonts w:eastAsiaTheme="minorEastAsia"/>
+          <w:i/>
+          <w:iCs/>
+          <w:lang w:val="it-IT"/>
+        </w:rPr>
+        <w:t>multitenant</w:t>
+      </w:r>
+      <w:r>
+        <w:rPr>
+          <w:rFonts w:eastAsiaTheme="minorEastAsia"/>
+          <w:i/>
+          <w:iCs/>
+          <w:vertAlign w:val="superscript"/>
+          <w:lang w:val="it-IT"/>
+        </w:rPr>
+        <w:t>G</w:t>
+      </w:r>
+      <w:r>
+        <w:rPr>
+          <w:rFonts w:eastAsiaTheme="minorEastAsia"/>
+          <w:lang w:val="it-IT"/>
+        </w:rPr>
+        <w:t>, tale da garantire massima scalabilità al servizio e possibile espansibilità nel corso del tempo. Si riportano di seguito le categorie di utenti:</w:t>
+      </w:r>
+    </w:p>
+    <w:p>
+      <w:pPr>
+        <w:spacing w:after="0"/>
+        <w:rPr>
+          <w:rFonts w:eastAsiaTheme="minorEastAsia"/>
+          <w:lang w:val="it-IT"/>
+        </w:rPr>
+      </w:pPr>
+      <w:r>
+        <w:rPr>
+          <w:rFonts w:eastAsiaTheme="minorEastAsia"/>
+          <w:lang w:val="it-IT"/>
+        </w:rPr>
+        <w:t>- amministratori (admin)</w:t>
+      </w:r>
+      <w:r>
+        <w:rPr>
+          <w:rFonts w:eastAsiaTheme="minorEastAsia"/>
+          <w:lang w:val="it-IT"/>
+        </w:rPr>
+        <w:t>, con la facoltà di</w:t>
+      </w:r>
+      <w:r>
+        <w:rPr>
+          <w:rFonts w:eastAsiaTheme="minorEastAsia"/>
+          <w:lang w:val="it-IT"/>
+        </w:rPr>
+        <w:t xml:space="preserve"> gestire permessi e ruoli dell’applicazione</w:t>
+      </w:r>
+    </w:p>
+    <w:p>
+      <w:pPr>
+        <w:spacing w:after="0"/>
+        <w:rPr>
+          <w:rFonts w:eastAsiaTheme="minorEastAsia"/>
+          <w:lang w:val="it-IT"/>
+        </w:rPr>
+      </w:pPr>
+      <w:r>
+        <w:rPr>
+          <w:rFonts w:eastAsiaTheme="minorEastAsia"/>
+          <w:lang w:val="it-IT"/>
+        </w:rPr>
+        <w:t>- clienti (content user)</w:t>
+      </w:r>
+      <w:r>
+        <w:rPr>
+          <w:rFonts w:eastAsiaTheme="minorEastAsia"/>
+          <w:lang w:val="it-IT"/>
+        </w:rPr>
+        <w:t xml:space="preserve">, </w:t>
+      </w:r>
+      <w:r>
+        <w:rPr>
+          <w:rFonts w:eastAsiaTheme="minorEastAsia"/>
+          <w:lang w:val="it-IT"/>
+        </w:rPr>
+        <w:t>chi fornisce i contenuti e chi li traduce</w:t>
+      </w:r>
+    </w:p>
+    <w:p>
+      <w:pPr>
+        <w:spacing w:after="0"/>
+        <w:rPr>
+          <w:rFonts w:eastAsiaTheme="minorEastAsia"/>
+          <w:lang w:val="it-IT"/>
+        </w:rPr>
+      </w:pPr>
+    </w:p>
+    <w:p>
+      <w:pPr>
+        <w:spacing w:after="0"/>
+        <w:rPr>
+          <w:rFonts w:eastAsiaTheme="minorEastAsia"/>
+          <w:lang w:val="it-IT"/>
+        </w:rPr>
+      </w:pPr>
+      <w:r>
+        <w:rPr>
+          <w:rFonts w:eastAsiaTheme="minorEastAsia"/>
+          <w:lang w:val="it-IT"/>
+        </w:rPr>
+        <w:t>La piattaforma dovrà essere alternativamente disponibile attraverso una webapp</w:t>
+      </w:r>
+      <w:r>
+        <w:rPr>
+          <w:rFonts w:eastAsiaTheme="minorEastAsia"/>
+          <w:vertAlign w:val="superscript"/>
+          <w:lang w:val="it-IT"/>
+        </w:rPr>
+        <w:t>G</w:t>
+      </w:r>
+      <w:r>
+        <w:rPr>
+          <w:rFonts w:eastAsiaTheme="minorEastAsia"/>
+          <w:lang w:val="it-IT"/>
+        </w:rPr>
+        <w:t xml:space="preserve"> accessibile da </w:t>
+      </w:r>
+      <w:r>
+        <w:rPr>
+          <w:rFonts w:eastAsiaTheme="minorEastAsia"/>
+          <w:lang w:val="it-IT"/>
+        </w:rPr>
+        <w:t>qualsiasi dispositivo oppure tramite dispositivo mobile, attraverso dispositivo iOS</w:t>
+      </w:r>
+      <w:r>
+        <w:rPr>
+          <w:rFonts w:eastAsiaTheme="minorEastAsia"/>
+          <w:vertAlign w:val="superscript"/>
+          <w:lang w:val="it-IT"/>
+        </w:rPr>
+        <w:t>G</w:t>
+      </w:r>
+      <w:r>
+        <w:rPr>
+          <w:rFonts w:eastAsiaTheme="minorEastAsia"/>
+          <w:lang w:val="it-IT"/>
+        </w:rPr>
+        <w:t xml:space="preserve"> oppure Android</w:t>
+      </w:r>
+      <w:r>
+        <w:rPr>
+          <w:rFonts w:eastAsiaTheme="minorEastAsia"/>
+          <w:vertAlign w:val="superscript"/>
+          <w:lang w:val="it-IT"/>
+        </w:rPr>
+        <w:t>G</w:t>
+      </w:r>
+      <w:r>
+        <w:rPr>
+          <w:rFonts w:eastAsiaTheme="minorEastAsia"/>
+          <w:lang w:val="it-IT"/>
+        </w:rPr>
+        <w:t>.</w:t>
+      </w:r>
+    </w:p>
+    <w:p>
+      <w:pPr>
+        <w:spacing w:after="0"/>
+        <w:rPr>
+          <w:rFonts w:eastAsiaTheme="minorEastAsia"/>
+          <w:lang w:val="it-IT"/>
+        </w:rPr>
+      </w:pPr>
+    </w:p>
+    <w:p>
+      <w:pPr>
+        <w:spacing w:line="240" w:lineRule="auto"/>
+        <w:rPr>
+          <w:sz w:val="28"/>
+          <w:szCs w:val="28"/>
+          <w:lang w:val="it-IT"/>
+        </w:rPr>
+      </w:pPr>
+      <w:r>
+        <w:rPr>
+          <w:sz w:val="28"/>
+          <w:szCs w:val="28"/>
+          <w:lang w:val="it-IT"/>
+        </w:rPr>
+        <w:t>1.</w:t>
+      </w:r>
+      <w:r>
+        <w:rPr>
+          <w:sz w:val="28"/>
+          <w:szCs w:val="28"/>
+          <w:lang w:val="it-IT"/>
+        </w:rPr>
+        <w:t>2</w:t>
+      </w:r>
+      <w:r>
+        <w:rPr>
+          <w:sz w:val="28"/>
+          <w:szCs w:val="28"/>
+          <w:lang w:val="it-IT"/>
+        </w:rPr>
+        <w:tab/>
+      </w:r>
+      <w:r>
+        <w:rPr>
+          <w:sz w:val="28"/>
+          <w:szCs w:val="28"/>
+          <w:lang w:val="it-IT"/>
+        </w:rPr>
+        <w:t>Glossario</w:t>
+      </w:r>
+      <w:r>
+        <w:rPr>
+          <w:sz w:val="28"/>
+          <w:szCs w:val="28"/>
+          <w:lang w:val="it-IT"/>
+        </w:rPr>
+        <w:t xml:space="preserve"> </w:t>
+      </w:r>
+    </w:p>
+    <w:p>
+      <w:pPr>
+        <w:spacing w:line="240" w:lineRule="auto"/>
+        <w:rPr>
+          <w:color w:val="000000" w:themeColor="text1"/>
+          <w:lang w:val="it-IT"/>
+        </w:rPr>
+      </w:pPr>
+      <w:r>
+        <w:rPr>
+          <w:color w:val="000000" w:themeColor="text1"/>
+          <w:lang w:val="it-IT"/>
+        </w:rPr>
+        <w:t>A tale scopo, si evidenzia la presenza del Glossario, in cui sono riportati i termini utilizzati nel dominio d’uso, ciascuno con un loro significato. In questo modo, le best practices di creazione del prodotto saranno facilmente delineate, garantendo un andamento il più possibile omogeneo del prodotto.</w:t>
+      </w:r>
+    </w:p>
+    <w:p>
+      <w:pPr>
+        <w:spacing w:line="240" w:lineRule="auto"/>
+        <w:rPr>
+          <w:sz w:val="28"/>
+          <w:szCs w:val="28"/>
+          <w:lang w:val="it-IT"/>
+        </w:rPr>
+      </w:pPr>
+      <w:r>
+        <w:rPr>
+          <w:sz w:val="28"/>
+          <w:szCs w:val="28"/>
+          <w:lang w:val="it-IT"/>
+        </w:rPr>
+        <w:t>1.</w:t>
+      </w:r>
+      <w:r>
+        <w:rPr>
+          <w:sz w:val="28"/>
+          <w:szCs w:val="28"/>
+          <w:lang w:val="it-IT"/>
+        </w:rPr>
+        <w:t>3</w:t>
+      </w:r>
+      <w:r>
+        <w:rPr>
+          <w:sz w:val="28"/>
+          <w:szCs w:val="28"/>
+          <w:lang w:val="it-IT"/>
+        </w:rPr>
+        <w:tab/>
+      </w:r>
+      <w:r>
+        <w:rPr>
+          <w:sz w:val="28"/>
+          <w:szCs w:val="28"/>
+          <w:lang w:val="it-IT"/>
+        </w:rPr>
+        <w:t>Riferimenti</w:t>
+      </w:r>
+    </w:p>
+    <w:p>
+      <w:pPr>
+        <w:spacing w:line="240" w:lineRule="auto"/>
         <w:rPr>
           <w:sz w:val="32"/>
           <w:szCs w:val="32"/>
           <w:lang w:val="it-IT"/>
         </w:rPr>
-        <w:t>2</w:t>
-      </w:r>
+      </w:pPr>
       <w:r>
         <w:rPr>
           <w:sz w:val="32"/>
           <w:szCs w:val="32"/>
           <w:lang w:val="it-IT"/>
         </w:rPr>
-        <w:tab/>
+        <w:t>2</w:t>
       </w:r>
       <w:r>
         <w:rPr>
@@ -830,6 +1572,7 @@
           <w:szCs w:val="32"/>
           <w:lang w:val="it-IT"/>
         </w:rPr>
+        <w:tab/>
         <w:t>Processi Primari</w:t>
       </w:r>
     </w:p>
@@ -848,6 +1591,176 @@
           <w:szCs w:val="28"/>
           <w:lang w:val="it-IT"/>
         </w:rPr>
+        <w:t>2.1</w:t>
+      </w:r>
+      <w:r>
+        <w:rPr>
+          <w:sz w:val="28"/>
+          <w:szCs w:val="28"/>
+          <w:lang w:val="it-IT"/>
+        </w:rPr>
+        <w:tab/>
+        <w:t>Fornitura</w:t>
+      </w:r>
+    </w:p>
+    <w:p>
+      <w:pPr>
+        <w:spacing w:line="240" w:lineRule="auto"/>
+        <w:rPr>
+          <w:sz w:val="28"/>
+          <w:szCs w:val="28"/>
+          <w:lang w:val="it-IT"/>
+        </w:rPr>
+      </w:pPr>
+      <w:r>
+        <w:rPr>
+          <w:sz w:val="28"/>
+          <w:szCs w:val="28"/>
+          <w:lang w:val="it-IT"/>
+        </w:rPr>
+        <w:t>2.1</w:t>
+      </w:r>
+      <w:r>
+        <w:rPr>
+          <w:sz w:val="28"/>
+          <w:szCs w:val="28"/>
+          <w:lang w:val="it-IT"/>
+        </w:rPr>
+        <w:t>.1</w:t>
+      </w:r>
+      <w:r>
+        <w:rPr>
+          <w:sz w:val="28"/>
+          <w:szCs w:val="28"/>
+          <w:lang w:val="it-IT"/>
+        </w:rPr>
+        <w:tab/>
+      </w:r>
+      <w:r>
+        <w:rPr>
+          <w:sz w:val="28"/>
+          <w:szCs w:val="28"/>
+          <w:lang w:val="it-IT"/>
+        </w:rPr>
+        <w:t>Descrizione</w:t>
+      </w:r>
+      <w:r>
+        <w:rPr>
+          <w:sz w:val="28"/>
+          <w:szCs w:val="28"/>
+          <w:lang w:val="it-IT"/>
+        </w:rPr>
+        <w:t>, scopo</w:t>
+      </w:r>
+      <w:r>
+        <w:rPr>
+          <w:sz w:val="28"/>
+          <w:szCs w:val="28"/>
+          <w:lang w:val="it-IT"/>
+        </w:rPr>
+        <w:t xml:space="preserve"> aspettative</w:t>
+      </w:r>
+    </w:p>
+    <w:p>
+      <w:pPr>
+        <w:rPr>
+          <w:lang w:val="it-IT"/>
+        </w:rPr>
+      </w:pPr>
+      <w:r>
+        <w:rPr>
+          <w:lang w:val="it-IT"/>
+        </w:rPr>
+        <w:t xml:space="preserve">Il processo di fornitura ha lo scopo di risolvere ogni dubbio </w:t>
+      </w:r>
+      <w:r>
+        <w:rPr>
+          <w:lang w:val="it-IT"/>
+        </w:rPr>
+        <w:t xml:space="preserve">legato alla volontà del proponente, al fine di evitare incomprensioni durante la sua realizzazione. </w:t>
+      </w:r>
+      <w:r>
+        <w:rPr>
+          <w:lang w:val="it-IT"/>
+        </w:rPr>
+        <w:t>Il gruppo SWEG intende mantenere dei rapporti di collaborazione fitti e riconosciuti con il proponente durante l’intero svolgimento del progetto, al fine di poter:</w:t>
+      </w:r>
+    </w:p>
+    <w:p>
+      <w:pPr>
+        <w:rPr>
+          <w:lang w:val="it-IT"/>
+        </w:rPr>
+      </w:pPr>
+      <w:r>
+        <w:rPr>
+          <w:lang w:val="it-IT"/>
+        </w:rPr>
+        <w:t xml:space="preserve">- </w:t>
+      </w:r>
+      <w:r>
+        <w:rPr>
+          <w:lang w:val="it-IT"/>
+        </w:rPr>
+        <w:t>determinare in modo univoco i needs soddisfatti dal prodotto finale</w:t>
+      </w:r>
+    </w:p>
+    <w:p>
+      <w:pPr>
+        <w:rPr>
+          <w:lang w:val="it-IT"/>
+        </w:rPr>
+      </w:pPr>
+      <w:r>
+        <w:rPr>
+          <w:lang w:val="it-IT"/>
+        </w:rPr>
+        <w:t>- ottenere feedback in merito alle tecnologie utilizzate in fase progettuale</w:t>
+      </w:r>
+      <w:r>
+        <w:rPr>
+          <w:lang w:val="it-IT"/>
+        </w:rPr>
+        <w:t xml:space="preserve"> e chiarimenti relativi a dubbi/difficoltà riscontrate</w:t>
+      </w:r>
+    </w:p>
+    <w:p>
+      <w:pPr>
+        <w:rPr>
+          <w:lang w:val="it-IT"/>
+        </w:rPr>
+      </w:pPr>
+      <w:r>
+        <w:rPr>
+          <w:lang w:val="it-IT"/>
+        </w:rPr>
+        <w:t>- ottenere incontri di formazione sulle tecnologie consigliati e definire i vincoli per il prodotto finale, al fine di consolidare delle baseline solide di sviluppo del prodotto finale</w:t>
+      </w:r>
+    </w:p>
+    <w:p>
+      <w:pPr>
+        <w:spacing w:line="240" w:lineRule="auto"/>
+        <w:rPr>
+          <w:sz w:val="28"/>
+          <w:szCs w:val="28"/>
+          <w:lang w:val="it-IT"/>
+        </w:rPr>
+      </w:pPr>
+      <w:r>
+        <w:rPr>
+          <w:sz w:val="28"/>
+          <w:szCs w:val="28"/>
+          <w:lang w:val="it-IT"/>
+        </w:rPr>
+        <w:lastRenderedPageBreak/>
+        <w:t>2.</w:t>
+      </w:r>
+      <w:r>
+        <w:rPr>
+          <w:sz w:val="28"/>
+          <w:szCs w:val="28"/>
+          <w:lang w:val="it-IT"/>
+        </w:rPr>
         <w:t>2</w:t>
       </w:r>
       <w:r>
@@ -856,56 +1769,6 @@
           <w:szCs w:val="28"/>
           <w:lang w:val="it-IT"/>
         </w:rPr>
-        <w:t>.1</w:t>
-      </w:r>
-      <w:r>
-        <w:rPr>
-          <w:sz w:val="28"/>
-          <w:szCs w:val="28"/>
-          <w:lang w:val="it-IT"/>
-        </w:rPr>
-        <w:tab/>
-      </w:r>
-      <w:r>
-        <w:rPr>
-          <w:sz w:val="28"/>
-          <w:szCs w:val="28"/>
-          <w:lang w:val="it-IT"/>
-        </w:rPr>
-        <w:t>Fornitura</w:t>
-      </w:r>
-    </w:p>
-    <w:p>
-      <w:pPr>
-        <w:spacing w:line="240" w:lineRule="auto"/>
-        <w:rPr>
-          <w:sz w:val="28"/>
-          <w:szCs w:val="28"/>
-          <w:lang w:val="it-IT"/>
-        </w:rPr>
-      </w:pPr>
-      <w:r>
-        <w:rPr>
-          <w:sz w:val="28"/>
-          <w:szCs w:val="28"/>
-          <w:lang w:val="it-IT"/>
-        </w:rPr>
-        <w:t>2.</w:t>
-      </w:r>
-      <w:r>
-        <w:rPr>
-          <w:sz w:val="28"/>
-          <w:szCs w:val="28"/>
-          <w:lang w:val="it-IT"/>
-        </w:rPr>
-        <w:t>2</w:t>
-      </w:r>
-      <w:r>
-        <w:rPr>
-          <w:sz w:val="28"/>
-          <w:szCs w:val="28"/>
-          <w:lang w:val="it-IT"/>
-        </w:rPr>
         <w:tab/>
       </w:r>
       <w:r>
@@ -915,6 +1778,251 @@
           <w:lang w:val="it-IT"/>
         </w:rPr>
         <w:t>Sviluppo</w:t>
+      </w:r>
+    </w:p>
+    <w:p>
+      <w:pPr>
+        <w:spacing w:line="240" w:lineRule="auto"/>
+        <w:rPr>
+          <w:sz w:val="28"/>
+          <w:szCs w:val="28"/>
+          <w:lang w:val="it-IT"/>
+        </w:rPr>
+      </w:pPr>
+      <w:r>
+        <w:rPr>
+          <w:sz w:val="28"/>
+          <w:szCs w:val="28"/>
+          <w:lang w:val="it-IT"/>
+        </w:rPr>
+        <w:t xml:space="preserve">2.2.1 </w:t>
+      </w:r>
+      <w:r>
+        <w:rPr>
+          <w:sz w:val="28"/>
+          <w:szCs w:val="28"/>
+          <w:lang w:val="it-IT"/>
+        </w:rPr>
+        <w:tab/>
+        <w:t>Descrizione, scopo e aspettative</w:t>
+      </w:r>
+    </w:p>
+    <w:p>
+      <w:pPr>
+        <w:spacing w:line="240" w:lineRule="auto"/>
+        <w:rPr>
+          <w:sz w:val="28"/>
+          <w:szCs w:val="28"/>
+          <w:lang w:val="it-IT"/>
+        </w:rPr>
+      </w:pPr>
+      <w:r>
+        <w:rPr>
+          <w:sz w:val="28"/>
+          <w:szCs w:val="28"/>
+          <w:lang w:val="it-IT"/>
+        </w:rPr>
+        <w:t xml:space="preserve">2.2.2 </w:t>
+      </w:r>
+      <w:r>
+        <w:rPr>
+          <w:sz w:val="28"/>
+          <w:szCs w:val="28"/>
+          <w:lang w:val="it-IT"/>
+        </w:rPr>
+        <w:tab/>
+      </w:r>
+      <w:r>
+        <w:rPr>
+          <w:sz w:val="28"/>
+          <w:szCs w:val="28"/>
+          <w:lang w:val="it-IT"/>
+        </w:rPr>
+        <w:t>Valutazione dei capitolati</w:t>
+      </w:r>
+    </w:p>
+    <w:p>
+      <w:pPr>
+        <w:spacing w:line="240" w:lineRule="auto"/>
+        <w:rPr>
+          <w:sz w:val="28"/>
+          <w:szCs w:val="28"/>
+          <w:lang w:val="it-IT"/>
+        </w:rPr>
+      </w:pPr>
+      <w:r>
+        <w:rPr>
+          <w:sz w:val="28"/>
+          <w:szCs w:val="28"/>
+          <w:lang w:val="it-IT"/>
+        </w:rPr>
+        <w:t>2.2</w:t>
+      </w:r>
+      <w:r>
+        <w:rPr>
+          <w:sz w:val="28"/>
+          <w:szCs w:val="28"/>
+          <w:lang w:val="it-IT"/>
+        </w:rPr>
+        <w:t>.3</w:t>
+      </w:r>
+      <w:r>
+        <w:rPr>
+          <w:sz w:val="28"/>
+          <w:szCs w:val="28"/>
+          <w:lang w:val="it-IT"/>
+        </w:rPr>
+        <w:t xml:space="preserve"> </w:t>
+      </w:r>
+      <w:r>
+        <w:rPr>
+          <w:sz w:val="28"/>
+          <w:szCs w:val="28"/>
+          <w:lang w:val="it-IT"/>
+        </w:rPr>
+        <w:tab/>
+      </w:r>
+      <w:r>
+        <w:rPr>
+          <w:sz w:val="28"/>
+          <w:szCs w:val="28"/>
+          <w:lang w:val="it-IT"/>
+        </w:rPr>
+        <w:t>Analisi dei requisiti</w:t>
+      </w:r>
+    </w:p>
+    <w:p>
+      <w:pPr>
+        <w:spacing w:line="240" w:lineRule="auto"/>
+        <w:rPr>
+          <w:sz w:val="28"/>
+          <w:szCs w:val="28"/>
+          <w:lang w:val="it-IT"/>
+        </w:rPr>
+      </w:pPr>
+      <w:r>
+        <w:rPr>
+          <w:sz w:val="28"/>
+          <w:szCs w:val="28"/>
+          <w:lang w:val="it-IT"/>
+        </w:rPr>
+        <w:t xml:space="preserve">2.2.3 </w:t>
+      </w:r>
+      <w:r>
+        <w:rPr>
+          <w:sz w:val="28"/>
+          <w:szCs w:val="28"/>
+          <w:lang w:val="it-IT"/>
+        </w:rPr>
+        <w:tab/>
+      </w:r>
+      <w:r>
+        <w:rPr>
+          <w:sz w:val="28"/>
+          <w:szCs w:val="28"/>
+          <w:lang w:val="it-IT"/>
+        </w:rPr>
+        <w:t>Piano di Progetto</w:t>
+      </w:r>
+    </w:p>
+    <w:p>
+      <w:pPr>
+        <w:spacing w:line="240" w:lineRule="auto"/>
+        <w:rPr>
+          <w:sz w:val="28"/>
+          <w:szCs w:val="28"/>
+          <w:lang w:val="it-IT"/>
+        </w:rPr>
+      </w:pPr>
+      <w:r>
+        <w:rPr>
+          <w:sz w:val="28"/>
+          <w:szCs w:val="28"/>
+          <w:lang w:val="it-IT"/>
+        </w:rPr>
+        <w:t>2.2.</w:t>
+      </w:r>
+      <w:r>
+        <w:rPr>
+          <w:sz w:val="28"/>
+          <w:szCs w:val="28"/>
+          <w:lang w:val="it-IT"/>
+        </w:rPr>
+        <w:t>4</w:t>
+      </w:r>
+      <w:r>
+        <w:rPr>
+          <w:sz w:val="28"/>
+          <w:szCs w:val="28"/>
+          <w:lang w:val="it-IT"/>
+        </w:rPr>
+        <w:t xml:space="preserve"> </w:t>
+      </w:r>
+      <w:r>
+        <w:rPr>
+          <w:sz w:val="28"/>
+          <w:szCs w:val="28"/>
+          <w:lang w:val="it-IT"/>
+        </w:rPr>
+        <w:tab/>
+      </w:r>
+      <w:r>
+        <w:rPr>
+          <w:sz w:val="28"/>
+          <w:szCs w:val="28"/>
+          <w:lang w:val="it-IT"/>
+        </w:rPr>
+        <w:t>Piano di Qualifica</w:t>
+      </w:r>
+    </w:p>
+    <w:p>
+      <w:pPr>
+        <w:spacing w:line="240" w:lineRule="auto"/>
+        <w:rPr>
+          <w:sz w:val="28"/>
+          <w:szCs w:val="28"/>
+          <w:lang w:val="it-IT"/>
+        </w:rPr>
+      </w:pPr>
+      <w:r>
+        <w:rPr>
+          <w:sz w:val="28"/>
+          <w:szCs w:val="28"/>
+          <w:lang w:val="it-IT"/>
+        </w:rPr>
+        <w:t>2.2.</w:t>
+      </w:r>
+      <w:r>
+        <w:rPr>
+          <w:sz w:val="28"/>
+          <w:szCs w:val="28"/>
+          <w:lang w:val="it-IT"/>
+        </w:rPr>
+        <w:t>5</w:t>
+      </w:r>
+      <w:r>
+        <w:rPr>
+          <w:sz w:val="28"/>
+          <w:szCs w:val="28"/>
+          <w:lang w:val="it-IT"/>
+        </w:rPr>
+        <w:t xml:space="preserve"> </w:t>
+      </w:r>
+      <w:r>
+        <w:rPr>
+          <w:sz w:val="28"/>
+          <w:szCs w:val="28"/>
+          <w:lang w:val="it-IT"/>
+        </w:rPr>
+        <w:tab/>
+      </w:r>
+      <w:r>
+        <w:rPr>
+          <w:sz w:val="28"/>
+          <w:szCs w:val="28"/>
+          <w:lang w:val="it-IT"/>
+        </w:rPr>
+        <w:t>Collaudo ed utilizzo</w:t>
       </w:r>
     </w:p>
     <w:p>
@@ -941,6 +2049,7 @@
           <w:lang w:val="it-IT"/>
         </w:rPr>
         <w:tab/>
+        <w:t xml:space="preserve">Processi di </w:t>
       </w:r>
       <w:r>
         <w:rPr>
@@ -948,25 +2057,241 @@
           <w:szCs w:val="32"/>
           <w:lang w:val="it-IT"/>
         </w:rPr>
-        <w:t xml:space="preserve">Processi di </w:t>
-      </w:r>
-      <w:r>
+        <w:t>Supporto</w:t>
+      </w:r>
+    </w:p>
+    <w:p>
+      <w:pPr>
+        <w:spacing w:line="240" w:lineRule="auto"/>
+        <w:rPr>
+          <w:sz w:val="28"/>
+          <w:szCs w:val="28"/>
+          <w:lang w:val="it-IT"/>
+        </w:rPr>
+      </w:pPr>
+      <w:r>
+        <w:rPr>
+          <w:sz w:val="28"/>
+          <w:szCs w:val="28"/>
+          <w:lang w:val="it-IT"/>
+        </w:rPr>
+        <w:t>3</w:t>
+      </w:r>
+      <w:r>
+        <w:rPr>
+          <w:sz w:val="28"/>
+          <w:szCs w:val="28"/>
+          <w:lang w:val="it-IT"/>
+        </w:rPr>
+        <w:t>.1</w:t>
+      </w:r>
+      <w:r>
+        <w:rPr>
+          <w:sz w:val="28"/>
+          <w:szCs w:val="28"/>
+          <w:lang w:val="it-IT"/>
+        </w:rPr>
+        <w:tab/>
+      </w:r>
+      <w:r>
+        <w:rPr>
+          <w:sz w:val="28"/>
+          <w:szCs w:val="28"/>
+          <w:lang w:val="it-IT"/>
+        </w:rPr>
+        <w:t>Documentazione</w:t>
+      </w:r>
+    </w:p>
+    <w:p>
+      <w:pPr>
+        <w:spacing w:line="240" w:lineRule="auto"/>
+        <w:rPr>
+          <w:sz w:val="28"/>
+          <w:szCs w:val="28"/>
+          <w:lang w:val="it-IT"/>
+        </w:rPr>
+      </w:pPr>
+      <w:r>
+        <w:rPr>
+          <w:sz w:val="28"/>
+          <w:szCs w:val="28"/>
+          <w:lang w:val="it-IT"/>
+        </w:rPr>
+        <w:t xml:space="preserve">3.1.1 </w:t>
+      </w:r>
+      <w:r>
+        <w:rPr>
+          <w:sz w:val="28"/>
+          <w:szCs w:val="28"/>
+          <w:lang w:val="it-IT"/>
+        </w:rPr>
+        <w:tab/>
+        <w:t>Descrizione, scopo e aspettative</w:t>
+      </w:r>
+    </w:p>
+    <w:p>
+      <w:pPr>
+        <w:spacing w:line="240" w:lineRule="auto"/>
+        <w:rPr>
+          <w:sz w:val="28"/>
+          <w:szCs w:val="28"/>
+          <w:lang w:val="it-IT"/>
+        </w:rPr>
+      </w:pPr>
+      <w:r>
+        <w:rPr>
+          <w:sz w:val="28"/>
+          <w:szCs w:val="28"/>
+          <w:lang w:val="it-IT"/>
+        </w:rPr>
+        <w:t xml:space="preserve">3.1.2 </w:t>
+      </w:r>
+      <w:r>
+        <w:rPr>
+          <w:sz w:val="28"/>
+          <w:szCs w:val="28"/>
+          <w:lang w:val="it-IT"/>
+        </w:rPr>
+        <w:tab/>
+        <w:t>Ciclo di vita e template</w:t>
+      </w:r>
+    </w:p>
+    <w:p>
+      <w:pPr>
+        <w:spacing w:line="240" w:lineRule="auto"/>
+        <w:rPr>
+          <w:sz w:val="28"/>
+          <w:szCs w:val="28"/>
+          <w:lang w:val="it-IT"/>
+        </w:rPr>
+      </w:pPr>
+      <w:r>
+        <w:rPr>
+          <w:sz w:val="28"/>
+          <w:szCs w:val="28"/>
+          <w:lang w:val="it-IT"/>
+        </w:rPr>
+        <w:t>3.1.3  Documenti prodotti</w:t>
+      </w:r>
+    </w:p>
+    <w:p>
+      <w:pPr>
+        <w:spacing w:line="240" w:lineRule="auto"/>
+        <w:rPr>
+          <w:sz w:val="28"/>
+          <w:szCs w:val="28"/>
+          <w:lang w:val="it-IT"/>
+        </w:rPr>
+      </w:pPr>
+    </w:p>
+    <w:p>
+      <w:pPr>
+        <w:spacing w:line="240" w:lineRule="auto"/>
+        <w:rPr>
+          <w:sz w:val="28"/>
+          <w:szCs w:val="28"/>
+          <w:lang w:val="it-IT"/>
+        </w:rPr>
+      </w:pPr>
+      <w:r>
+        <w:rPr>
+          <w:sz w:val="28"/>
+          <w:szCs w:val="28"/>
+          <w:lang w:val="it-IT"/>
+        </w:rPr>
+        <w:t>3</w:t>
+      </w:r>
+      <w:r>
+        <w:rPr>
+          <w:sz w:val="28"/>
+          <w:szCs w:val="28"/>
+          <w:lang w:val="it-IT"/>
+        </w:rPr>
+        <w:t>.</w:t>
+      </w:r>
+      <w:r>
+        <w:rPr>
+          <w:sz w:val="28"/>
+          <w:szCs w:val="28"/>
+          <w:lang w:val="it-IT"/>
+        </w:rPr>
+        <w:t>2</w:t>
+      </w:r>
+      <w:r>
+        <w:rPr>
+          <w:sz w:val="28"/>
+          <w:szCs w:val="28"/>
+          <w:lang w:val="it-IT"/>
+        </w:rPr>
+        <w:tab/>
+      </w:r>
+      <w:r>
+        <w:rPr>
+          <w:sz w:val="28"/>
+          <w:szCs w:val="28"/>
+          <w:lang w:val="it-IT"/>
+        </w:rPr>
+        <w:t>Configurazione</w:t>
+      </w:r>
+    </w:p>
+    <w:p>
+      <w:pPr>
+        <w:spacing w:line="240" w:lineRule="auto"/>
+        <w:rPr>
+          <w:sz w:val="28"/>
+          <w:szCs w:val="28"/>
+          <w:lang w:val="it-IT"/>
+        </w:rPr>
+      </w:pPr>
+      <w:r>
+        <w:rPr>
+          <w:sz w:val="28"/>
+          <w:szCs w:val="28"/>
+          <w:lang w:val="it-IT"/>
+        </w:rPr>
+        <w:t>3</w:t>
+      </w:r>
+      <w:r>
+        <w:rPr>
+          <w:sz w:val="28"/>
+          <w:szCs w:val="28"/>
+          <w:lang w:val="it-IT"/>
+        </w:rPr>
+        <w:t>.</w:t>
+      </w:r>
+      <w:r>
+        <w:rPr>
+          <w:sz w:val="28"/>
+          <w:szCs w:val="28"/>
+          <w:lang w:val="it-IT"/>
+        </w:rPr>
+        <w:t>3</w:t>
+      </w:r>
+      <w:r>
+        <w:rPr>
+          <w:sz w:val="28"/>
+          <w:szCs w:val="28"/>
+          <w:lang w:val="it-IT"/>
+        </w:rPr>
+        <w:tab/>
+      </w:r>
+      <w:r>
+        <w:rPr>
+          <w:sz w:val="28"/>
+          <w:szCs w:val="28"/>
+          <w:lang w:val="it-IT"/>
+        </w:rPr>
+        <w:t>Qualità e test</w:t>
+      </w:r>
+    </w:p>
+    <w:p>
+      <w:pPr>
+        <w:spacing w:line="240" w:lineRule="auto"/>
         <w:rPr>
           <w:sz w:val="32"/>
           <w:szCs w:val="32"/>
           <w:lang w:val="it-IT"/>
         </w:rPr>
-        <w:t>Supporto</w:t>
-      </w:r>
-    </w:p>
-    <w:p>
-      <w:pPr>
-        <w:spacing w:line="240" w:lineRule="auto"/>
-        <w:rPr>
-          <w:sz w:val="28"/>
-          <w:szCs w:val="28"/>
-          <w:lang w:val="it-IT"/>
-        </w:rPr>
       </w:pPr>
       <w:r>
         <w:rPr>
@@ -982,48 +2307,6 @@
           <w:szCs w:val="28"/>
           <w:lang w:val="it-IT"/>
         </w:rPr>
-        <w:t>.1</w:t>
-      </w:r>
-      <w:r>
-        <w:rPr>
-          <w:sz w:val="28"/>
-          <w:szCs w:val="28"/>
-          <w:lang w:val="it-IT"/>
-        </w:rPr>
-        <w:tab/>
-      </w:r>
-      <w:r>
-        <w:rPr>
-          <w:sz w:val="28"/>
-          <w:szCs w:val="28"/>
-          <w:lang w:val="it-IT"/>
-        </w:rPr>
-        <w:t>Documentazione</w:t>
-      </w:r>
-    </w:p>
-    <w:p>
-      <w:pPr>
-        <w:spacing w:line="240" w:lineRule="auto"/>
-        <w:rPr>
-          <w:sz w:val="28"/>
-          <w:szCs w:val="28"/>
-          <w:lang w:val="it-IT"/>
-        </w:rPr>
-      </w:pPr>
-      <w:r>
-        <w:rPr>
-          <w:sz w:val="28"/>
-          <w:szCs w:val="28"/>
-          <w:lang w:val="it-IT"/>
-        </w:rPr>
-        <w:t>3</w:t>
-      </w:r>
-      <w:r>
-        <w:rPr>
-          <w:sz w:val="28"/>
-          <w:szCs w:val="28"/>
-          <w:lang w:val="it-IT"/>
-        </w:rPr>
         <w:t>.</w:t>
       </w:r>
       <w:r>
@@ -1032,73 +2315,23 @@
           <w:szCs w:val="28"/>
           <w:lang w:val="it-IT"/>
         </w:rPr>
-        <w:t>2</w:t>
-      </w:r>
-      <w:r>
-        <w:rPr>
-          <w:sz w:val="28"/>
-          <w:szCs w:val="28"/>
-          <w:lang w:val="it-IT"/>
-        </w:rPr>
-        <w:tab/>
-      </w:r>
-      <w:r>
-        <w:rPr>
-          <w:sz w:val="28"/>
-          <w:szCs w:val="28"/>
-          <w:lang w:val="it-IT"/>
-        </w:rPr>
-        <w:t>Configurazione</w:t>
-      </w:r>
-    </w:p>
-    <w:p>
-      <w:pPr>
-        <w:spacing w:line="240" w:lineRule="auto"/>
-        <w:rPr>
-          <w:sz w:val="28"/>
-          <w:szCs w:val="28"/>
-          <w:lang w:val="it-IT"/>
-        </w:rPr>
-      </w:pPr>
-      <w:r>
-        <w:rPr>
-          <w:sz w:val="28"/>
-          <w:szCs w:val="28"/>
-          <w:lang w:val="it-IT"/>
-        </w:rPr>
-        <w:t>3</w:t>
-      </w:r>
-      <w:r>
-        <w:rPr>
-          <w:sz w:val="28"/>
-          <w:szCs w:val="28"/>
-          <w:lang w:val="it-IT"/>
-        </w:rPr>
-        <w:t>.</w:t>
-      </w:r>
-      <w:r>
-        <w:rPr>
-          <w:sz w:val="28"/>
-          <w:szCs w:val="28"/>
-          <w:lang w:val="it-IT"/>
-        </w:rPr>
-        <w:t>3</w:t>
-      </w:r>
-      <w:r>
-        <w:rPr>
-          <w:sz w:val="28"/>
-          <w:szCs w:val="28"/>
-          <w:lang w:val="it-IT"/>
-        </w:rPr>
-        <w:tab/>
-      </w:r>
-      <w:r>
-        <w:rPr>
-          <w:sz w:val="28"/>
-          <w:szCs w:val="28"/>
-          <w:lang w:val="it-IT"/>
-        </w:rPr>
-        <w:t>Qualità e test</w:t>
+        <w:t>4</w:t>
+      </w:r>
+      <w:r>
+        <w:rPr>
+          <w:sz w:val="28"/>
+          <w:szCs w:val="28"/>
+          <w:lang w:val="it-IT"/>
+        </w:rPr>
+        <w:tab/>
+      </w:r>
+      <w:r>
+        <w:rPr>
+          <w:sz w:val="28"/>
+          <w:szCs w:val="28"/>
+          <w:lang w:val="it-IT"/>
+        </w:rPr>
+        <w:t>Automazione</w:t>
       </w:r>
     </w:p>
     <w:p>
@@ -1112,264 +2345,107 @@
       </w:pPr>
       <w:r>
         <w:rPr>
-          <w:sz w:val="28"/>
-          <w:szCs w:val="28"/>
-          <w:lang w:val="it-IT"/>
-        </w:rPr>
-        <w:t>3</w:t>
-      </w:r>
-      <w:r>
-        <w:rPr>
-          <w:sz w:val="28"/>
-          <w:szCs w:val="28"/>
-          <w:lang w:val="it-IT"/>
-        </w:rPr>
-        <w:t>.</w:t>
-      </w:r>
-      <w:r>
-        <w:rPr>
-          <w:sz w:val="28"/>
-          <w:szCs w:val="28"/>
-          <w:lang w:val="it-IT"/>
-        </w:rPr>
-        <w:t>4</w:t>
-      </w:r>
-      <w:r>
-        <w:rPr>
-          <w:sz w:val="28"/>
-          <w:szCs w:val="28"/>
-          <w:lang w:val="it-IT"/>
-        </w:rPr>
-        <w:tab/>
-      </w:r>
-      <w:r>
-        <w:rPr>
-          <w:sz w:val="28"/>
-          <w:szCs w:val="28"/>
-          <w:lang w:val="it-IT"/>
-        </w:rPr>
-        <w:t>Automazione</w:t>
-      </w:r>
-    </w:p>
-    <w:p>
-      <w:pPr>
-        <w:spacing w:line="240" w:lineRule="auto"/>
-        <w:rPr>
           <w:sz w:val="32"/>
           <w:szCs w:val="32"/>
           <w:lang w:val="it-IT"/>
         </w:rPr>
-      </w:pPr>
+        <w:t>4</w:t>
+      </w:r>
       <w:r>
         <w:rPr>
           <w:sz w:val="32"/>
           <w:szCs w:val="32"/>
           <w:lang w:val="it-IT"/>
         </w:rPr>
-        <w:t>4</w:t>
-      </w:r>
-      <w:r>
+        <w:tab/>
+        <w:t>Processi Organizzativi</w:t>
+      </w:r>
+    </w:p>
+    <w:p>
+      <w:pPr>
+        <w:spacing w:line="240" w:lineRule="auto"/>
+        <w:rPr>
+          <w:sz w:val="28"/>
+          <w:szCs w:val="28"/>
+          <w:lang w:val="it-IT"/>
+        </w:rPr>
+      </w:pPr>
+      <w:r>
+        <w:rPr>
+          <w:sz w:val="28"/>
+          <w:szCs w:val="28"/>
+          <w:lang w:val="it-IT"/>
+        </w:rPr>
+        <w:t>4.1</w:t>
+      </w:r>
+      <w:r>
+        <w:rPr>
+          <w:sz w:val="28"/>
+          <w:szCs w:val="28"/>
+          <w:lang w:val="it-IT"/>
+        </w:rPr>
+        <w:tab/>
+      </w:r>
+      <w:r>
+        <w:rPr>
+          <w:sz w:val="28"/>
+          <w:szCs w:val="28"/>
+          <w:lang w:val="it-IT"/>
+        </w:rPr>
+        <w:t>Coordinamento e ruoli</w:t>
+      </w:r>
+    </w:p>
+    <w:p>
+      <w:pPr>
+        <w:spacing w:line="240" w:lineRule="auto"/>
+        <w:rPr>
+          <w:sz w:val="28"/>
+          <w:szCs w:val="28"/>
+          <w:lang w:val="it-IT"/>
+        </w:rPr>
+      </w:pPr>
+      <w:r>
+        <w:rPr>
+          <w:sz w:val="28"/>
+          <w:szCs w:val="28"/>
+          <w:lang w:val="it-IT"/>
+        </w:rPr>
+        <w:t>4.2</w:t>
+      </w:r>
+      <w:r>
+        <w:rPr>
+          <w:sz w:val="28"/>
+          <w:szCs w:val="28"/>
+          <w:lang w:val="it-IT"/>
+        </w:rPr>
+        <w:tab/>
+      </w:r>
+      <w:r>
+        <w:rPr>
+          <w:sz w:val="28"/>
+          <w:szCs w:val="28"/>
+          <w:lang w:val="it-IT"/>
+        </w:rPr>
+        <w:t>Procedure, incontri e strumenti</w:t>
+      </w:r>
+    </w:p>
+    <w:p>
+      <w:pPr>
+        <w:spacing w:line="240" w:lineRule="auto"/>
         <w:rPr>
           <w:sz w:val="32"/>
           <w:szCs w:val="32"/>
           <w:lang w:val="it-IT"/>
         </w:rPr>
-        <w:tab/>
-      </w:r>
+      </w:pPr>
       <w:r>
         <w:rPr>
           <w:sz w:val="32"/>
           <w:szCs w:val="32"/>
           <w:lang w:val="it-IT"/>
         </w:rPr>
-        <w:t>Processi Organizzativi</w:t>
-      </w:r>
-    </w:p>
-    <w:p>
-      <w:pPr>
-        <w:spacing w:line="240" w:lineRule="auto"/>
-        <w:rPr>
-          <w:sz w:val="28"/>
-          <w:szCs w:val="28"/>
-          <w:lang w:val="it-IT"/>
-        </w:rPr>
-      </w:pPr>
-      <w:r>
-        <w:rPr>
-          <w:sz w:val="28"/>
-          <w:szCs w:val="28"/>
-          <w:lang w:val="it-IT"/>
-        </w:rPr>
-        <w:t>4.1</w:t>
-      </w:r>
-      <w:r>
-        <w:rPr>
-          <w:sz w:val="28"/>
-          <w:szCs w:val="28"/>
-          <w:lang w:val="it-IT"/>
-        </w:rPr>
-        <w:tab/>
-      </w:r>
-      <w:r>
-        <w:rPr>
-          <w:sz w:val="28"/>
-          <w:szCs w:val="28"/>
-          <w:lang w:val="it-IT"/>
-        </w:rPr>
-        <w:t>Coordinamento e ruoli</w:t>
-      </w:r>
-    </w:p>
-    <w:p>
-      <w:pPr>
-        <w:spacing w:line="240" w:lineRule="auto"/>
-        <w:rPr>
-          <w:sz w:val="28"/>
-          <w:szCs w:val="28"/>
-          <w:lang w:val="it-IT"/>
-        </w:rPr>
-      </w:pPr>
-      <w:r>
-        <w:rPr>
-          <w:sz w:val="28"/>
-          <w:szCs w:val="28"/>
-          <w:lang w:val="it-IT"/>
-        </w:rPr>
-        <w:t>4.</w:t>
-      </w:r>
-      <w:r>
-        <w:rPr>
-          <w:sz w:val="28"/>
-          <w:szCs w:val="28"/>
-          <w:lang w:val="it-IT"/>
-        </w:rPr>
-        <w:t>2</w:t>
-      </w:r>
-      <w:r>
-        <w:rPr>
-          <w:sz w:val="28"/>
-          <w:szCs w:val="28"/>
-          <w:lang w:val="it-IT"/>
-        </w:rPr>
-        <w:tab/>
-      </w:r>
-      <w:r>
-        <w:rPr>
-          <w:sz w:val="28"/>
-          <w:szCs w:val="28"/>
-          <w:lang w:val="it-IT"/>
-        </w:rPr>
-        <w:t>Procedure, incontri e strumenti</w:t>
-      </w:r>
-    </w:p>
-    <w:p>
-      <w:pPr>
-        <w:spacing w:line="240" w:lineRule="auto"/>
-        <w:rPr>
-          <w:sz w:val="32"/>
-          <w:szCs w:val="32"/>
-          <w:lang w:val="it-IT"/>
-        </w:rPr>
-      </w:pPr>
-      <w:r>
-        <w:rPr>
-          <w:sz w:val="32"/>
-          <w:szCs w:val="32"/>
-          <w:lang w:val="it-IT"/>
-        </w:rPr>
         <w:t>Standard di qualità</w:t>
       </w:r>
-    </w:p>
-    <w:p>
-      <w:pPr>
-        <w:spacing w:line="240" w:lineRule="auto"/>
-        <w:rPr>
-          <w:sz w:val="28"/>
-          <w:szCs w:val="28"/>
-          <w:lang w:val="it-IT"/>
-        </w:rPr>
-      </w:pPr>
-    </w:p>
-    <w:p>
-      <w:pPr>
-        <w:spacing w:line="240" w:lineRule="auto"/>
-        <w:rPr>
-          <w:sz w:val="28"/>
-          <w:szCs w:val="28"/>
-          <w:lang w:val="it-IT"/>
-        </w:rPr>
-      </w:pPr>
-    </w:p>
-    <w:p>
-      <w:pPr>
-        <w:spacing w:line="240" w:lineRule="auto"/>
-        <w:rPr>
-          <w:sz w:val="28"/>
-          <w:szCs w:val="28"/>
-          <w:lang w:val="it-IT"/>
-        </w:rPr>
-      </w:pPr>
-    </w:p>
-    <w:p>
-      <w:pPr>
-        <w:spacing w:line="240" w:lineRule="auto"/>
-        <w:rPr>
-          <w:sz w:val="32"/>
-          <w:szCs w:val="32"/>
-          <w:lang w:val="it-IT"/>
-        </w:rPr>
-      </w:pPr>
-    </w:p>
-    <w:p>
-      <w:pPr>
-        <w:spacing w:line="240" w:lineRule="auto"/>
-        <w:rPr>
-          <w:sz w:val="32"/>
-          <w:szCs w:val="32"/>
-          <w:lang w:val="it-IT"/>
-        </w:rPr>
-      </w:pPr>
-    </w:p>
-    <w:p>
-      <w:pPr>
-        <w:spacing w:line="240" w:lineRule="auto"/>
-        <w:rPr>
-          <w:sz w:val="32"/>
-          <w:szCs w:val="32"/>
-          <w:lang w:val="it-IT"/>
-        </w:rPr>
-      </w:pPr>
-    </w:p>
-    <w:p>
-      <w:pPr>
-        <w:spacing w:line="240" w:lineRule="auto"/>
-        <w:rPr>
-          <w:lang w:val="it-IT"/>
-        </w:rPr>
-      </w:pPr>
-    </w:p>
-    <w:p>
-      <w:pPr>
-        <w:spacing w:line="240" w:lineRule="auto"/>
-        <w:rPr>
-          <w:lang w:val="it-IT"/>
-        </w:rPr>
-      </w:pPr>
-    </w:p>
-    <w:p>
-      <w:pPr>
-        <w:spacing w:line="240" w:lineRule="auto"/>
-        <w:rPr>
-          <w:lang w:val="it-IT"/>
-        </w:rPr>
-      </w:pPr>
-    </w:p>
-    <w:p>
-      <w:pPr>
-        <w:spacing w:line="240" w:lineRule="auto"/>
-        <w:rPr>
-          <w:lang w:val="it-IT"/>
-        </w:rPr>
-      </w:pPr>
     </w:p>
     <w:sectPr>
       <w:footerReference w:type="default" r:id="rId12"/>
@@ -2093,6 +3169,119 @@
 <file path=word/numbering.xml><?xml version="1.0" encoding="utf-8"?>
 <w:numbering xmlns:wpc="http://schemas.microsoft.com/office/word/2010/wordprocessingCanvas" xmlns:cx="http://schemas.microsoft.com/office/drawing/2014/chartex" xmlns:cx1="http://schemas.microsoft.com/office/drawing/2015/9/8/chartex" xmlns:cx2="http://schemas.microsoft.com/office/drawing/2015/10/21/chartex" xmlns:cx3="http://schemas.microsoft.com/office/drawing/2016/5/9/chartex" xmlns:cx4="http://schemas.microsoft.com/office/drawing/2016/5/10/chartex" xmlns:cx5="http://schemas.microsoft.com/office/drawing/2016/5/11/chartex" xmlns:cx6="http://schemas.microsoft.com/office/drawing/2016/5/12/chartex" xmlns:cx7="http://schemas.microsoft.com/office/drawing/2016/5/13/chartex" xmlns:cx8="http://schemas.microsoft.com/office/drawing/2016/5/14/chartex" xmlns:mc="http://schemas.openxmlformats.org/markup-compatibility/2006" xmlns:aink="http://schemas.microsoft.com/office/drawing/2016/ink" xmlns:am3d="http://schemas.microsoft.com/office/drawing/2017/model3d" xmlns:o="urn:schemas-microsoft-com:office:office" xmlns:oel="http://schemas.microsoft.com/office/2019/extlst" xmlns:r="http://schemas.openxmlformats.org/officeDocument/2006/relationships" xmlns:m="http://schemas.openxmlformats.org/officeDocument/2006/math" xmlns:v="urn:schemas-microsoft-com:vml" xmlns:wp14="http://schemas.microsoft.com/office/word/2010/wordprocessingDrawing" xmlns:wp="http://schemas.openxmlformats.org/drawingml/2006/wordprocessingDrawing" xmlns:w10="urn:schemas-microsoft-com:office:word" xmlns:w="http://schemas.openxmlformats.org/wordprocessingml/2006/main" xmlns:w14="http://schemas.microsoft.com/office/word/2010/wordml" xmlns:w15="http://schemas.microsoft.com/office/word/2012/wordml" xmlns:w16cex="http://schemas.microsoft.com/office/word/2018/wordml/cex" xmlns:w16cid="http://schemas.microsoft.com/office/word/2016/wordml/cid" xmlns:w16="http://schemas.microsoft.com/office/word/2018/wordml" xmlns:w16sdtdh="http://schemas.microsoft.com/office/word/2020/wordml/sdtdatahash" xmlns:w16se="http://schemas.microsoft.com/office/word/2015/wordml/symex" xmlns:wpg="http://schemas.microsoft.com/office/word/2010/wordprocessingGroup" xmlns:wpi="http://schemas.microsoft.com/office/word/2010/wordprocessingInk" xmlns:wne="http://schemas.microsoft.com/office/word/2006/wordml" xmlns:wps="http://schemas.microsoft.com/office/word/2010/wordprocessingShape" mc:Ignorable="w14 w15 w16se w16cid w16 w16cex w16sdtdh wp14">
   <w:abstractNum w:abstractNumId="0" w15:restartNumberingAfterBreak="0">
+    <w:nsid w:val="2A19391F"/>
+    <w:multiLevelType w:val="hybridMultilevel"/>
+    <w:tmpl w:val="27544EC4"/>
+    <w:lvl w:ilvl="0" w:tplc="04100001">
+      <w:start w:val="1"/>
+      <w:numFmt w:val="bullet"/>
+      <w:lvlText w:val=""/>
+      <w:lvlJc w:val="left"/>
+      <w:pPr>
+        <w:ind w:left="3655" w:hanging="360"/>
+      </w:pPr>
+      <w:rPr>
+        <w:rFonts w:ascii="Symbol" w:hAnsi="Symbol" w:hint="default"/>
+      </w:rPr>
+    </w:lvl>
+    <w:lvl w:ilvl="1" w:tplc="04100003" w:tentative="1">
+      <w:start w:val="1"/>
+      <w:numFmt w:val="bullet"/>
+      <w:lvlText w:val="o"/>
+      <w:lvlJc w:val="left"/>
+      <w:pPr>
+        <w:ind w:left="4375" w:hanging="360"/>
+      </w:pPr>
+      <w:rPr>
+        <w:rFonts w:ascii="Courier New" w:hAnsi="Courier New" w:cs="Courier New" w:hint="default"/>
+      </w:rPr>
+    </w:lvl>
+    <w:lvl w:ilvl="2" w:tplc="04100005" w:tentative="1">
+      <w:start w:val="1"/>
+      <w:numFmt w:val="bullet"/>
+      <w:lvlText w:val=""/>
+      <w:lvlJc w:val="left"/>
+      <w:pPr>
+        <w:ind w:left="5095" w:hanging="360"/>
+      </w:pPr>
+      <w:rPr>
+        <w:rFonts w:ascii="Wingdings" w:hAnsi="Wingdings" w:hint="default"/>
+      </w:rPr>
+    </w:lvl>
+    <w:lvl w:ilvl="3" w:tplc="04100001" w:tentative="1">
+      <w:start w:val="1"/>
+      <w:numFmt w:val="bullet"/>
+      <w:lvlText w:val=""/>
+      <w:lvlJc w:val="left"/>
+      <w:pPr>
+        <w:ind w:left="5815" w:hanging="360"/>
+      </w:pPr>
+      <w:rPr>
+        <w:rFonts w:ascii="Symbol" w:hAnsi="Symbol" w:hint="default"/>
+      </w:rPr>
+    </w:lvl>
+    <w:lvl w:ilvl="4" w:tplc="04100003" w:tentative="1">
+      <w:start w:val="1"/>
+      <w:numFmt w:val="bullet"/>
+      <w:lvlText w:val="o"/>
+      <w:lvlJc w:val="left"/>
+      <w:pPr>
+        <w:ind w:left="6535" w:hanging="360"/>
+      </w:pPr>
+      <w:rPr>
+        <w:rFonts w:ascii="Courier New" w:hAnsi="Courier New" w:cs="Courier New" w:hint="default"/>
+      </w:rPr>
+    </w:lvl>
+    <w:lvl w:ilvl="5" w:tplc="04100005" w:tentative="1">
+      <w:start w:val="1"/>
+      <w:numFmt w:val="bullet"/>
+      <w:lvlText w:val=""/>
+      <w:lvlJc w:val="left"/>
+      <w:pPr>
+        <w:ind w:left="7255" w:hanging="360"/>
+      </w:pPr>
+      <w:rPr>
+        <w:rFonts w:ascii="Wingdings" w:hAnsi="Wingdings" w:hint="default"/>
+      </w:rPr>
+    </w:lvl>
+    <w:lvl w:ilvl="6" w:tplc="04100001" w:tentative="1">
+      <w:start w:val="1"/>
+      <w:numFmt w:val="bullet"/>
+      <w:lvlText w:val=""/>
+      <w:lvlJc w:val="left"/>
+      <w:pPr>
+        <w:ind w:left="7975" w:hanging="360"/>
+      </w:pPr>
+      <w:rPr>
+        <w:rFonts w:ascii="Symbol" w:hAnsi="Symbol" w:hint="default"/>
+      </w:rPr>
+    </w:lvl>
+    <w:lvl w:ilvl="7" w:tplc="04100003" w:tentative="1">
+      <w:start w:val="1"/>
+      <w:numFmt w:val="bullet"/>
+      <w:lvlText w:val="o"/>
+      <w:lvlJc w:val="left"/>
+      <w:pPr>
+        <w:ind w:left="8695" w:hanging="360"/>
+      </w:pPr>
+      <w:rPr>
+        <w:rFonts w:ascii="Courier New" w:hAnsi="Courier New" w:cs="Courier New" w:hint="default"/>
+      </w:rPr>
+    </w:lvl>
+    <w:lvl w:ilvl="8" w:tplc="04100005" w:tentative="1">
+      <w:start w:val="1"/>
+      <w:numFmt w:val="bullet"/>
+      <w:lvlText w:val=""/>
+      <w:lvlJc w:val="left"/>
+      <w:pPr>
+        <w:ind w:left="9415" w:hanging="360"/>
+      </w:pPr>
+      <w:rPr>
+        <w:rFonts w:ascii="Wingdings" w:hAnsi="Wingdings" w:hint="default"/>
+      </w:rPr>
+    </w:lvl>
+  </w:abstractNum>
+  <w:abstractNum w:abstractNumId="1" w15:restartNumberingAfterBreak="0">
     <w:nsid w:val="6D326FD1"/>
     <w:multiLevelType w:val="hybridMultilevel"/>
     <w:tmpl w:val="0958E0E4"/>
@@ -2179,6 +3368,9 @@
     </w:lvl>
   </w:abstractNum>
   <w:num w:numId="1" w16cid:durableId="1800997390">
+    <w:abstractNumId w:val="1"/>
+  </w:num>
+  <w:num w:numId="2" w16cid:durableId="906377347">
     <w:abstractNumId w:val="0"/>
   </w:num>
 </w:numbering>
@@ -2582,7 +3774,7 @@
   <w:style w:type="paragraph" w:default="1" w:styleId="Normale">
     <w:name w:val="Normal"/>
     <w:qFormat/>
-    <w:rsid w:val="006C10B2"/>
+    <w:rsid w:val="00375C31"/>
   </w:style>
   <w:style w:type="character" w:default="1" w:styleId="Carpredefinitoparagrafo">
     <w:name w:val="Default Paragraph Font"/>
